--- a/flutter more documents/f47_machine_learning_in_flutter.docx
+++ b/flutter more documents/f47_machine_learning_in_flutter.docx
@@ -698,21 +698,7 @@
           <w:sz w:val="36"/>
           <w:szCs w:val="36"/>
         </w:rPr>
-        <w:t xml:space="preserve"> </w:t>
-      </w:r>
-      <w:r>
-        <w:rPr>
-          <w:sz w:val="36"/>
-          <w:szCs w:val="36"/>
-        </w:rPr>
-        <w:t> used in</w:t>
-      </w:r>
-      <w:r>
-        <w:rPr>
-          <w:sz w:val="36"/>
-          <w:szCs w:val="36"/>
-        </w:rPr>
-        <w:t xml:space="preserve"> </w:t>
+        <w:t xml:space="preserve">  used in </w:t>
       </w:r>
       <w:r>
         <w:rPr>
@@ -728,21 +714,7 @@
           <w:sz w:val="36"/>
           <w:szCs w:val="36"/>
         </w:rPr>
-        <w:t xml:space="preserve"> </w:t>
-      </w:r>
-      <w:r>
-        <w:rPr>
-          <w:sz w:val="36"/>
-          <w:szCs w:val="36"/>
-        </w:rPr>
-        <w:t>and search systems to improve the relevance of retrieved documents by reordering them based on their semantic alignment with a specific query.</w:t>
-      </w:r>
-      <w:r>
-        <w:rPr>
-          <w:sz w:val="36"/>
-          <w:szCs w:val="36"/>
-        </w:rPr>
-        <w:t xml:space="preserve"> But takes more time than embeddings.</w:t>
+        <w:t xml:space="preserve"> and search systems to improve the relevance of retrieved documents by reordering them based on their semantic alignment with a specific query. But takes more time than embeddings.</w:t>
       </w:r>
     </w:p>
     <w:p>
@@ -1137,25 +1109,7 @@
           <w:sz w:val="36"/>
           <w:szCs w:val="36"/>
         </w:rPr>
-        <w:t>"m</w:t>
-      </w:r>
-      <w:r>
-        <w:rPr>
-          <w:b/>
-          <w:bCs/>
-          <w:sz w:val="36"/>
-          <w:szCs w:val="36"/>
-        </w:rPr>
-        <w:t>odel</w:t>
-      </w:r>
-      <w:r>
-        <w:rPr>
-          <w:b/>
-          <w:bCs/>
-          <w:sz w:val="36"/>
-          <w:szCs w:val="36"/>
-        </w:rPr>
-        <w:t>"</w:t>
+        <w:t>"model"</w:t>
       </w:r>
       <w:r>
         <w:rPr>
@@ -1364,21 +1318,79 @@
           <w:szCs w:val="36"/>
         </w:rPr>
       </w:pPr>
-    </w:p>
-    <w:p>
-      <w:pPr>
-        <w:jc w:val="both"/>
-        <w:rPr>
-          <w:sz w:val="36"/>
-          <w:szCs w:val="36"/>
-        </w:rPr>
-      </w:pPr>
-      <w:r>
-        <w:rPr>
-          <w:sz w:val="36"/>
-          <w:szCs w:val="36"/>
-        </w:rPr>
-        <w:t xml:space="preserve">NOTE: For this chat bot </w:t>
+      <w:r>
+        <w:rPr>
+          <w:sz w:val="36"/>
+          <w:szCs w:val="36"/>
+        </w:rPr>
+        <w:lastRenderedPageBreak/>
+        <w:t># Every time we send an API request to the LLM model we send a list of messages that list of messages includes previous user sent messages and assistant response messages too. This is how LLM model can know the context of the chat</w:t>
+      </w:r>
+    </w:p>
+    <w:p>
+      <w:pPr>
+        <w:jc w:val="both"/>
+        <w:rPr>
+          <w:sz w:val="36"/>
+          <w:szCs w:val="36"/>
+        </w:rPr>
+      </w:pPr>
+      <w:r>
+        <w:rPr>
+          <w:sz w:val="36"/>
+          <w:szCs w:val="36"/>
+        </w:rPr>
+        <w:t># We can also just simply switch out the model in the API request map’s</w:t>
+      </w:r>
+      <w:r>
+        <w:rPr>
+          <w:b/>
+          <w:bCs/>
+          <w:sz w:val="36"/>
+          <w:szCs w:val="36"/>
+        </w:rPr>
+        <w:t xml:space="preserve"> model:</w:t>
+      </w:r>
+      <w:r>
+        <w:rPr>
+          <w:sz w:val="36"/>
+          <w:szCs w:val="36"/>
+        </w:rPr>
+        <w:t xml:space="preserve"> key so different models can be accessed from the same API service. We can let the user choose between models using a drop-down button</w:t>
+      </w:r>
+    </w:p>
+    <w:p>
+      <w:pPr>
+        <w:jc w:val="both"/>
+        <w:rPr>
+          <w:sz w:val="36"/>
+          <w:szCs w:val="36"/>
+        </w:rPr>
+      </w:pPr>
+    </w:p>
+    <w:p>
+      <w:pPr>
+        <w:jc w:val="both"/>
+        <w:rPr>
+          <w:sz w:val="36"/>
+          <w:szCs w:val="36"/>
+        </w:rPr>
+      </w:pPr>
+      <w:r>
+        <w:rPr>
+          <w:b/>
+          <w:bCs/>
+          <w:sz w:val="36"/>
+          <w:szCs w:val="36"/>
+        </w:rPr>
+        <w:t xml:space="preserve">NOTE: </w:t>
+      </w:r>
+      <w:r>
+        <w:rPr>
+          <w:sz w:val="36"/>
+          <w:szCs w:val="36"/>
+        </w:rPr>
+        <w:t xml:space="preserve">For this chat bot </w:t>
       </w:r>
       <w:r>
         <w:rPr>
@@ -2388,6 +2400,7 @@
   <w:style w:type="character" w:default="1" w:styleId="DefaultParagraphFont">
     <w:name w:val="Default Paragraph Font"/>
     <w:uiPriority w:val="1"/>
+    <w:semiHidden/>
     <w:unhideWhenUsed/>
   </w:style>
   <w:style w:type="table" w:default="1" w:styleId="TableNormal">

--- a/flutter more documents/f47_machine_learning_in_flutter.docx
+++ b/flutter more documents/f47_machine_learning_in_flutter.docx
@@ -106,25 +106,14 @@
         <w:t xml:space="preserve"> </w:t>
       </w:r>
       <w:proofErr w:type="spellStart"/>
-      <w:proofErr w:type="gramStart"/>
-      <w:r>
-        <w:rPr>
-          <w:b/>
-          <w:bCs/>
-          <w:sz w:val="36"/>
-          <w:szCs w:val="36"/>
-        </w:rPr>
-        <w:t>google</w:t>
-      </w:r>
-      <w:proofErr w:type="gramEnd"/>
-      <w:r>
-        <w:rPr>
-          <w:b/>
-          <w:bCs/>
-          <w:sz w:val="36"/>
-          <w:szCs w:val="36"/>
-        </w:rPr>
-        <w:t>_ml_kit</w:t>
+      <w:r>
+        <w:rPr>
+          <w:b/>
+          <w:bCs/>
+          <w:sz w:val="36"/>
+          <w:szCs w:val="36"/>
+        </w:rPr>
+        <w:t>google_ml_kit</w:t>
       </w:r>
       <w:proofErr w:type="spellEnd"/>
       <w:r>
@@ -1075,25 +1064,14 @@
         <w:t>max_tokens</w:t>
       </w:r>
       <w:proofErr w:type="spellEnd"/>
-      <w:proofErr w:type="gramStart"/>
-      <w:r>
-        <w:rPr>
-          <w:b/>
-          <w:bCs/>
-          <w:sz w:val="36"/>
-          <w:szCs w:val="36"/>
-        </w:rPr>
-        <w:t>" :</w:t>
-      </w:r>
-      <w:proofErr w:type="gramEnd"/>
-      <w:r>
-        <w:rPr>
-          <w:b/>
-          <w:bCs/>
-          <w:sz w:val="36"/>
-          <w:szCs w:val="36"/>
-        </w:rPr>
-        <w:t xml:space="preserve"> 1024</w:t>
+      <w:r>
+        <w:rPr>
+          <w:b/>
+          <w:bCs/>
+          <w:sz w:val="36"/>
+          <w:szCs w:val="36"/>
+        </w:rPr>
+        <w:t>" : 1024</w:t>
       </w:r>
       <w:r>
         <w:rPr>
@@ -1378,6 +1356,79 @@
       </w:pPr>
       <w:r>
         <w:rPr>
+          <w:sz w:val="36"/>
+          <w:szCs w:val="36"/>
+        </w:rPr>
+        <w:t>Image Gen:</w:t>
+      </w:r>
+    </w:p>
+    <w:p>
+      <w:pPr>
+        <w:jc w:val="both"/>
+        <w:rPr>
+          <w:sz w:val="36"/>
+          <w:szCs w:val="36"/>
+        </w:rPr>
+      </w:pPr>
+      <w:r>
+        <w:rPr>
+          <w:sz w:val="36"/>
+          <w:szCs w:val="36"/>
+        </w:rPr>
+        <w:t># We sent the prompt to LLM model in</w:t>
+      </w:r>
+      <w:r>
+        <w:rPr>
+          <w:b/>
+          <w:bCs/>
+          <w:sz w:val="36"/>
+          <w:szCs w:val="36"/>
+        </w:rPr>
+        <w:t xml:space="preserve"> content: </w:t>
+      </w:r>
+      <w:r>
+        <w:rPr>
+          <w:sz w:val="36"/>
+          <w:szCs w:val="36"/>
+        </w:rPr>
+        <w:t>and it returns the image in a List as base64 format.</w:t>
+      </w:r>
+    </w:p>
+    <w:p>
+      <w:pPr>
+        <w:jc w:val="both"/>
+        <w:rPr>
+          <w:sz w:val="36"/>
+          <w:szCs w:val="36"/>
+        </w:rPr>
+      </w:pPr>
+      <w:r>
+        <w:rPr>
+          <w:sz w:val="36"/>
+          <w:szCs w:val="36"/>
+        </w:rPr>
+        <w:t># Here we only sent the prompt at a time not a list of previous messages for LLM model to remember context.</w:t>
+      </w:r>
+    </w:p>
+    <w:p>
+      <w:pPr>
+        <w:jc w:val="both"/>
+        <w:rPr>
+          <w:sz w:val="36"/>
+          <w:szCs w:val="36"/>
+        </w:rPr>
+      </w:pPr>
+    </w:p>
+    <w:p>
+      <w:pPr>
+        <w:jc w:val="both"/>
+        <w:rPr>
+          <w:sz w:val="36"/>
+          <w:szCs w:val="36"/>
+        </w:rPr>
+      </w:pPr>
+      <w:r>
+        <w:rPr>
           <w:b/>
           <w:bCs/>
           <w:sz w:val="36"/>
@@ -1406,6 +1457,22 @@
         </w:rPr>
         <w:t xml:space="preserve"> we are going to use Google’s Gemini 3.1 Flash Lite</w:t>
       </w:r>
+      <w:r>
+        <w:rPr>
+          <w:sz w:val="36"/>
+          <w:szCs w:val="36"/>
+        </w:rPr>
+        <w:t xml:space="preserve"> and for image generation Google’s Gemini 2.5 Flash Image</w:t>
+      </w:r>
+    </w:p>
+    <w:p>
+      <w:pPr>
+        <w:jc w:val="both"/>
+        <w:rPr>
+          <w:sz w:val="36"/>
+          <w:szCs w:val="36"/>
+        </w:rPr>
+      </w:pPr>
     </w:p>
     <w:p>
       <w:pPr>
